--- a/古文今讀16-20.docx
+++ b/古文今讀16-20.docx
@@ -990,108 +990,6 @@
                 <w:sz w:val="22"/>
                 <w:szCs w:val="22"/>
               </w:rPr>
-              <w:t xml:space="preserve">代詞，指鼠畫</w:t>
-            </w:r>
-          </w:p>
-        </w:tc>
-        <w:tc>
-          <w:tcPr>
-            <w:tcW w:type="dxa" w:w="7138"/>
-            <w:tcBorders>
-              <w:top w:val="single" w:color="A6A6A6" w:sz="4"/>
-              <w:left w:val="single" w:color="A6A6A6" w:sz="4"/>
-              <w:bottom w:val="single" w:color="A6A6A6" w:sz="4"/>
-              <w:right w:val="single" w:color="A6A6A6" w:sz="4"/>
-            </w:tcBorders>
-            <w:tcMar>
-              <w:top w:type="dxa" w:w="50"/>
-              <w:left w:type="dxa" w:w="100"/>
-              <w:bottom w:type="dxa" w:w="50"/>
-              <w:right w:type="dxa" w:w="100"/>
-            </w:tcMar>
-            <w:vAlign w:val="center"/>
-          </w:tcPr>
-          <w:p>
-            <w:pPr>
-              <w:spacing w:after="20" w:before="20" w:line="280"/>
-            </w:pPr>
-            <w:r>
-              <w:rPr>
-                <w:rFonts w:ascii="DFKai-SB" w:cs="DFKai-SB" w:eastAsia="標楷體" w:hAnsi="DFKai-SB"/>
-                <w:b w:val="false"/>
-                <w:bCs w:val="false"/>
-                <w:sz w:val="22"/>
-                <w:szCs w:val="22"/>
-              </w:rPr>
-              <w:t xml:space="preserve">作鼠一軸，獻</w:t>
-            </w:r>
-            <w:r>
-              <w:rPr>
-                <w:rFonts w:ascii="DFKai-SB" w:cs="DFKai-SB" w:eastAsia="標楷體" w:hAnsi="DFKai-SB"/>
-                <w:b/>
-                <w:bCs/>
-                <w:color w:val="C00000"/>
-                <w:sz w:val="22"/>
-                <w:szCs w:val="22"/>
-              </w:rPr>
-              <w:t xml:space="preserve">「之」</w:t>
-            </w:r>
-            <w:r>
-              <w:rPr>
-                <w:rFonts w:ascii="DFKai-SB" w:cs="DFKai-SB" w:eastAsia="標楷體" w:hAnsi="DFKai-SB"/>
-                <w:b w:val="false"/>
-                <w:bCs w:val="false"/>
-                <w:sz w:val="22"/>
-                <w:szCs w:val="22"/>
-              </w:rPr>
-              <w:t xml:space="preserve">邑令</w:t>
-            </w:r>
-            <w:r>
-              <w:rPr>
-                <w:rFonts w:ascii="DFKai-SB" w:cs="DFKai-SB" w:eastAsia="標楷體" w:hAnsi="DFKai-SB"/>
-                <w:color w:val="6B7280"/>
-                <w:sz w:val="18"/>
-                <w:szCs w:val="18"/>
-              </w:rPr>
-              <w:t xml:space="preserve">（第17課，補充）</w:t>
-            </w:r>
-          </w:p>
-        </w:tc>
-      </w:tr>
-      <w:tr>
-        <w:trPr>
-          <w:cantSplit/>
-        </w:trPr>
-        <w:tc>
-          <w:tcPr>
-            <w:tcW w:type="dxa" w:w="2500"/>
-            <w:tcBorders>
-              <w:top w:val="single" w:color="A6A6A6" w:sz="4"/>
-              <w:left w:val="single" w:color="A6A6A6" w:sz="4"/>
-              <w:bottom w:val="single" w:color="A6A6A6" w:sz="4"/>
-              <w:right w:val="single" w:color="A6A6A6" w:sz="4"/>
-            </w:tcBorders>
-            <w:shd w:fill="F7F7F7" w:color="auto" w:val="clear"/>
-            <w:tcMar>
-              <w:top w:type="dxa" w:w="50"/>
-              <w:left w:type="dxa" w:w="100"/>
-              <w:bottom w:type="dxa" w:w="50"/>
-              <w:right w:type="dxa" w:w="100"/>
-            </w:tcMar>
-            <w:vAlign w:val="center"/>
-          </w:tcPr>
-          <w:p>
-            <w:pPr>
-              <w:jc w:val="center"/>
-            </w:pPr>
-            <w:r>
-              <w:rPr>
-                <w:rFonts w:ascii="DFKai-SB" w:cs="DFKai-SB" w:eastAsia="標楷體" w:hAnsi="DFKai-SB"/>
-                <w:b/>
-                <w:bCs/>
-                <w:sz w:val="22"/>
-                <w:szCs w:val="22"/>
-              </w:rPr>
               <w:t xml:space="preserve">代詞，指公孫儀</w:t>
             </w:r>
           </w:p>
@@ -1995,7 +1893,7 @@
                 <w:sz w:val="22"/>
                 <w:szCs w:val="22"/>
               </w:rPr>
-              <w:t xml:space="preserve">則免</w:t>
+              <w:t xml:space="preserve">枉</w:t>
             </w:r>
             <w:r>
               <w:rPr>
@@ -2016,73 +1914,28 @@
                 <w:sz w:val="22"/>
                 <w:szCs w:val="22"/>
               </w:rPr>
+              <w:t xml:space="preserve">法，則免</w:t>
+            </w:r>
+            <w:r>
+              <w:rPr>
+                <w:rFonts w:ascii="DFKai-SB" w:cs="DFKai-SB" w:eastAsia="標楷體" w:hAnsi="DFKai-SB"/>
+                <w:b/>
+                <w:bCs/>
+                <w:color w:val="C00000"/>
+                <w:sz w:val="22"/>
+                <w:szCs w:val="22"/>
+              </w:rPr>
+              <w:t xml:space="preserve">「於」</w:t>
+            </w:r>
+            <w:r>
+              <w:rPr>
+                <w:rFonts w:ascii="DFKai-SB" w:cs="DFKai-SB" w:eastAsia="標楷體" w:hAnsi="DFKai-SB"/>
+                <w:b w:val="false"/>
+                <w:bCs w:val="false"/>
+                <w:sz w:val="22"/>
+                <w:szCs w:val="22"/>
+              </w:rPr>
               <w:t xml:space="preserve">相</w:t>
-            </w:r>
-            <w:r>
-              <w:rPr>
-                <w:rFonts w:ascii="DFKai-SB" w:cs="DFKai-SB" w:eastAsia="標楷體" w:hAnsi="DFKai-SB"/>
-                <w:color w:val="6B7280"/>
-                <w:sz w:val="18"/>
-                <w:szCs w:val="18"/>
-              </w:rPr>
-              <w:t xml:space="preserve">（第18課，注釋⑨、課本標註）</w:t>
-            </w:r>
-          </w:p>
-          <w:p>
-            <w:pPr>
-              <w:spacing w:after="20" w:before="20" w:line="280"/>
-            </w:pPr>
-            <w:r>
-              <w:rPr>
-                <w:rFonts w:ascii="DFKai-SB" w:cs="DFKai-SB" w:eastAsia="標楷體" w:hAnsi="DFKai-SB"/>
-                <w:b w:val="false"/>
-                <w:bCs w:val="false"/>
-                <w:sz w:val="22"/>
-                <w:szCs w:val="22"/>
-              </w:rPr>
-              <w:t xml:space="preserve">則枉</w:t>
-            </w:r>
-            <w:r>
-              <w:rPr>
-                <w:rFonts w:ascii="DFKai-SB" w:cs="DFKai-SB" w:eastAsia="標楷體" w:hAnsi="DFKai-SB"/>
-                <w:b/>
-                <w:bCs/>
-                <w:color w:val="C00000"/>
-                <w:sz w:val="22"/>
-                <w:szCs w:val="22"/>
-              </w:rPr>
-              <w:t xml:space="preserve">「於」</w:t>
-            </w:r>
-            <w:r>
-              <w:rPr>
-                <w:rFonts w:ascii="DFKai-SB" w:cs="DFKai-SB" w:eastAsia="標楷體" w:hAnsi="DFKai-SB"/>
-                <w:b w:val="false"/>
-                <w:bCs w:val="false"/>
-                <w:sz w:val="22"/>
-                <w:szCs w:val="22"/>
-              </w:rPr>
-              <w:t xml:space="preserve">法；枉</w:t>
-            </w:r>
-            <w:r>
-              <w:rPr>
-                <w:rFonts w:ascii="DFKai-SB" w:cs="DFKai-SB" w:eastAsia="標楷體" w:hAnsi="DFKai-SB"/>
-                <w:b/>
-                <w:bCs/>
-                <w:color w:val="C00000"/>
-                <w:sz w:val="22"/>
-                <w:szCs w:val="22"/>
-              </w:rPr>
-              <w:t xml:space="preserve">「於」</w:t>
-            </w:r>
-            <w:r>
-              <w:rPr>
-                <w:rFonts w:ascii="DFKai-SB" w:cs="DFKai-SB" w:eastAsia="標楷體" w:hAnsi="DFKai-SB"/>
-                <w:b w:val="false"/>
-                <w:bCs w:val="false"/>
-                <w:sz w:val="22"/>
-                <w:szCs w:val="22"/>
-              </w:rPr>
-              <w:t xml:space="preserve">法</w:t>
             </w:r>
             <w:r>
               <w:rPr>
@@ -2130,7 +1983,7 @@
                 <w:sz w:val="22"/>
                 <w:szCs w:val="22"/>
               </w:rPr>
-              <w:t xml:space="preserve">於是，連詞（這時候）</w:t>
+              <w:t xml:space="preserve">於是，連詞</w:t>
             </w:r>
           </w:p>
         </w:tc>
@@ -2818,7 +2671,7 @@
           <w:sz w:val="30"/>
           <w:szCs w:val="30"/>
         </w:rPr>
-        <w:t xml:space="preserve">五、副詞：漫、屢、必、盡、尚、竟、初、長</w:t>
+        <w:t xml:space="preserve">五、副詞：漫、屢、必、盡、尚、初、長</w:t>
       </w:r>
     </w:p>
     <w:tbl>
@@ -3456,98 +3309,6 @@
                 <w:sz w:val="22"/>
                 <w:szCs w:val="22"/>
               </w:rPr>
-              <w:t xml:space="preserve">最後、終於，副詞</w:t>
-            </w:r>
-          </w:p>
-        </w:tc>
-        <w:tc>
-          <w:tcPr>
-            <w:tcW w:type="dxa" w:w="7138"/>
-            <w:tcBorders>
-              <w:top w:val="single" w:color="A6A6A6" w:sz="4"/>
-              <w:left w:val="single" w:color="A6A6A6" w:sz="4"/>
-              <w:bottom w:val="single" w:color="A6A6A6" w:sz="4"/>
-              <w:right w:val="single" w:color="A6A6A6" w:sz="4"/>
-            </w:tcBorders>
-            <w:tcMar>
-              <w:top w:type="dxa" w:w="50"/>
-              <w:left w:type="dxa" w:w="100"/>
-              <w:bottom w:type="dxa" w:w="50"/>
-              <w:right w:type="dxa" w:w="100"/>
-            </w:tcMar>
-            <w:vAlign w:val="center"/>
-          </w:tcPr>
-          <w:p>
-            <w:pPr>
-              <w:spacing w:after="20" w:before="20" w:line="280"/>
-            </w:pPr>
-            <w:r>
-              <w:rPr>
-                <w:rFonts w:ascii="DFKai-SB" w:cs="DFKai-SB" w:eastAsia="標楷體" w:hAnsi="DFKai-SB"/>
-                <w:b/>
-                <w:bCs/>
-                <w:color w:val="C00000"/>
-                <w:sz w:val="22"/>
-                <w:szCs w:val="22"/>
-              </w:rPr>
-              <w:t xml:space="preserve">「竟」</w:t>
-            </w:r>
-            <w:r>
-              <w:rPr>
-                <w:rFonts w:ascii="DFKai-SB" w:cs="DFKai-SB" w:eastAsia="標楷體" w:hAnsi="DFKai-SB"/>
-                <w:b w:val="false"/>
-                <w:bCs w:val="false"/>
-                <w:sz w:val="22"/>
-                <w:szCs w:val="22"/>
-              </w:rPr>
-              <w:t xml:space="preserve">鬥而訟於社伯</w:t>
-            </w:r>
-            <w:r>
-              <w:rPr>
-                <w:rFonts w:ascii="DFKai-SB" w:cs="DFKai-SB" w:eastAsia="標楷體" w:hAnsi="DFKai-SB"/>
-                <w:color w:val="6B7280"/>
-                <w:sz w:val="18"/>
-                <w:szCs w:val="18"/>
-              </w:rPr>
-              <w:t xml:space="preserve">（第19課，補充）</w:t>
-            </w:r>
-          </w:p>
-        </w:tc>
-      </w:tr>
-      <w:tr>
-        <w:trPr>
-          <w:cantSplit/>
-        </w:trPr>
-        <w:tc>
-          <w:tcPr>
-            <w:tcW w:type="dxa" w:w="2500"/>
-            <w:tcBorders>
-              <w:top w:val="single" w:color="A6A6A6" w:sz="4"/>
-              <w:left w:val="single" w:color="A6A6A6" w:sz="4"/>
-              <w:bottom w:val="single" w:color="A6A6A6" w:sz="4"/>
-              <w:right w:val="single" w:color="A6A6A6" w:sz="4"/>
-            </w:tcBorders>
-            <w:shd w:fill="F7F7F7" w:color="auto" w:val="clear"/>
-            <w:tcMar>
-              <w:top w:type="dxa" w:w="50"/>
-              <w:left w:type="dxa" w:w="100"/>
-              <w:bottom w:type="dxa" w:w="50"/>
-              <w:right w:type="dxa" w:w="100"/>
-            </w:tcMar>
-            <w:vAlign w:val="center"/>
-          </w:tcPr>
-          <w:p>
-            <w:pPr>
-              <w:jc w:val="center"/>
-            </w:pPr>
-            <w:r>
-              <w:rPr>
-                <w:rFonts w:ascii="DFKai-SB" w:cs="DFKai-SB" w:eastAsia="標楷體" w:hAnsi="DFKai-SB"/>
-                <w:b/>
-                <w:bCs/>
-                <w:sz w:val="22"/>
-                <w:szCs w:val="22"/>
-              </w:rPr>
               <w:t xml:space="preserve">起初、剛剛，副詞</w:t>
             </w:r>
           </w:p>
@@ -3781,7 +3542,7 @@
           <w:sz w:val="22"/>
           <w:szCs w:val="22"/>
         </w:rPr>
-        <w:t xml:space="preserve">副詞用來修飾動詞或形容詞：副→動詞（「漫」懸、「屢」墜、「盡」爭、「竟」鬥）。</w:t>
+        <w:t xml:space="preserve">副詞用來修飾動詞或形容詞：副→動詞（「漫」懸、「屢」墜、「盡」爭）。</w:t>
       </w:r>
     </w:p>
     <w:p>
@@ -3801,7 +3562,7 @@
           <w:sz w:val="30"/>
           <w:szCs w:val="30"/>
         </w:rPr>
-        <w:t xml:space="preserve">六、連詞與發語詞：唯、故、即、雖、則、夫</w:t>
+        <w:t xml:space="preserve">六、連詞與發語詞：唯、故、即、則、夫</w:t>
       </w:r>
     </w:p>
     <w:tbl>
@@ -4269,108 +4030,6 @@
                 <w:sz w:val="22"/>
                 <w:szCs w:val="22"/>
               </w:rPr>
-              <w:t xml:space="preserve">即使、縱使，連詞</w:t>
-            </w:r>
-          </w:p>
-        </w:tc>
-        <w:tc>
-          <w:tcPr>
-            <w:tcW w:type="dxa" w:w="7138"/>
-            <w:tcBorders>
-              <w:top w:val="single" w:color="A6A6A6" w:sz="4"/>
-              <w:left w:val="single" w:color="A6A6A6" w:sz="4"/>
-              <w:bottom w:val="single" w:color="A6A6A6" w:sz="4"/>
-              <w:right w:val="single" w:color="A6A6A6" w:sz="4"/>
-            </w:tcBorders>
-            <w:tcMar>
-              <w:top w:type="dxa" w:w="50"/>
-              <w:left w:type="dxa" w:w="100"/>
-              <w:bottom w:type="dxa" w:w="50"/>
-              <w:right w:type="dxa" w:w="100"/>
-            </w:tcMar>
-            <w:vAlign w:val="center"/>
-          </w:tcPr>
-          <w:p>
-            <w:pPr>
-              <w:spacing w:after="20" w:before="20" w:line="280"/>
-            </w:pPr>
-            <w:r>
-              <w:rPr>
-                <w:rFonts w:ascii="DFKai-SB" w:cs="DFKai-SB" w:eastAsia="標楷體" w:hAnsi="DFKai-SB"/>
-                <w:b w:val="false"/>
-                <w:bCs w:val="false"/>
-                <w:sz w:val="22"/>
-                <w:szCs w:val="22"/>
-              </w:rPr>
-              <w:t xml:space="preserve">免於相，</w:t>
-            </w:r>
-            <w:r>
-              <w:rPr>
-                <w:rFonts w:ascii="DFKai-SB" w:cs="DFKai-SB" w:eastAsia="標楷體" w:hAnsi="DFKai-SB"/>
-                <w:b/>
-                <w:bCs/>
-                <w:color w:val="C00000"/>
-                <w:sz w:val="22"/>
-                <w:szCs w:val="22"/>
-              </w:rPr>
-              <w:t xml:space="preserve">「雖」</w:t>
-            </w:r>
-            <w:r>
-              <w:rPr>
-                <w:rFonts w:ascii="DFKai-SB" w:cs="DFKai-SB" w:eastAsia="標楷體" w:hAnsi="DFKai-SB"/>
-                <w:b w:val="false"/>
-                <w:bCs w:val="false"/>
-                <w:sz w:val="22"/>
-                <w:szCs w:val="22"/>
-              </w:rPr>
-              <w:t xml:space="preserve">嗜魚</w:t>
-            </w:r>
-            <w:r>
-              <w:rPr>
-                <w:rFonts w:ascii="DFKai-SB" w:cs="DFKai-SB" w:eastAsia="標楷體" w:hAnsi="DFKai-SB"/>
-                <w:color w:val="6B7280"/>
-                <w:sz w:val="18"/>
-                <w:szCs w:val="18"/>
-              </w:rPr>
-              <w:t xml:space="preserve">（第18課，補充）</w:t>
-            </w:r>
-          </w:p>
-        </w:tc>
-      </w:tr>
-      <w:tr>
-        <w:trPr>
-          <w:cantSplit/>
-        </w:trPr>
-        <w:tc>
-          <w:tcPr>
-            <w:tcW w:type="dxa" w:w="2500"/>
-            <w:tcBorders>
-              <w:top w:val="single" w:color="A6A6A6" w:sz="4"/>
-              <w:left w:val="single" w:color="A6A6A6" w:sz="4"/>
-              <w:bottom w:val="single" w:color="A6A6A6" w:sz="4"/>
-              <w:right w:val="single" w:color="A6A6A6" w:sz="4"/>
-            </w:tcBorders>
-            <w:shd w:fill="F7F7F7" w:color="auto" w:val="clear"/>
-            <w:tcMar>
-              <w:top w:type="dxa" w:w="50"/>
-              <w:left w:type="dxa" w:w="100"/>
-              <w:bottom w:type="dxa" w:w="50"/>
-              <w:right w:type="dxa" w:w="100"/>
-            </w:tcMar>
-            <w:vAlign w:val="center"/>
-          </w:tcPr>
-          <w:p>
-            <w:pPr>
-              <w:jc w:val="center"/>
-            </w:pPr>
-            <w:r>
-              <w:rPr>
-                <w:rFonts w:ascii="DFKai-SB" w:cs="DFKai-SB" w:eastAsia="標楷體" w:hAnsi="DFKai-SB"/>
-                <w:b/>
-                <w:bCs/>
-                <w:sz w:val="22"/>
-                <w:szCs w:val="22"/>
-              </w:rPr>
               <w:t xml:space="preserve">就、便，連詞（表示接著發生的結果）</w:t>
             </w:r>
           </w:p>
@@ -4937,7 +4596,7 @@
           <w:sz w:val="30"/>
           <w:szCs w:val="30"/>
         </w:rPr>
-        <w:t xml:space="preserve">八、時間詞：昔、旦、有頃、頃之、已而、及、逮</w:t>
+        <w:t xml:space="preserve">八、時間詞：昔、旦、有頃、頃之、及、逮</w:t>
       </w:r>
     </w:p>
     <w:tbl>
@@ -5499,41 +5158,6 @@
                 <w:szCs w:val="18"/>
               </w:rPr>
               <w:t xml:space="preserve">（第17課，注釋⑨、課本標註）</w:t>
-            </w:r>
-          </w:p>
-          <w:p>
-            <w:pPr>
-              <w:spacing w:after="20" w:before="20" w:line="280"/>
-            </w:pPr>
-            <w:r>
-              <w:rPr>
-                <w:rFonts w:ascii="DFKai-SB" w:cs="DFKai-SB" w:eastAsia="標楷體" w:hAnsi="DFKai-SB"/>
-                <w:b/>
-                <w:bCs/>
-                <w:color w:val="C00000"/>
-                <w:sz w:val="22"/>
-                <w:szCs w:val="22"/>
-              </w:rPr>
-              <w:t xml:space="preserve">「已而」</w:t>
-            </w:r>
-            <w:r>
-              <w:rPr>
-                <w:rFonts w:ascii="DFKai-SB" w:cs="DFKai-SB" w:eastAsia="標楷體" w:hAnsi="DFKai-SB"/>
-                <w:b w:val="false"/>
-                <w:bCs w:val="false"/>
-                <w:sz w:val="22"/>
-                <w:szCs w:val="22"/>
-              </w:rPr>
-              <w:t xml:space="preserve">索雁（導讀譯作「等到」）</w:t>
-            </w:r>
-            <w:r>
-              <w:rPr>
-                <w:rFonts w:ascii="DFKai-SB" w:cs="DFKai-SB" w:eastAsia="標楷體" w:hAnsi="DFKai-SB"/>
-                <w:color w:val="6B7280"/>
-                <w:sz w:val="18"/>
-                <w:szCs w:val="18"/>
-              </w:rPr>
-              <w:t xml:space="preserve">（第19課，課本標註）</w:t>
             </w:r>
           </w:p>
         </w:tc>
@@ -18359,7 +17983,7 @@
                 <w:sz w:val="22"/>
                 <w:szCs w:val="22"/>
               </w:rPr>
-              <w:t xml:space="preserve">ㄒㄩㄝˋ</w:t>
+              <w:t xml:space="preserve">ㄋㄩㄝˋ</w:t>
             </w:r>
           </w:p>
         </w:tc>
